--- a/data/exports/kcet-chemical-equilibrium_revision_notes.docx
+++ b/data/exports/kcet-chemical-equilibrium_revision_notes.docx
@@ -189,7 +189,7 @@
                 <w:color w:val="2D3748"/>
                 <w:sz w:val="19"/>
               </w:rPr>
-              <w:t>Kcet Chemical Equilibrium - Core Application</w:t>
+              <w:t>Equilibrium Constants (Kp, Kc) &amp; Reaction Quotient</w:t>
             </w:r>
           </w:p>
         </w:tc>
@@ -209,7 +209,7 @@
               <w:rPr>
                 <w:sz w:val="19"/>
               </w:rPr>
-              <w:t>11 PYQs</w:t>
+              <w:t>8 PYQs</w:t>
             </w:r>
           </w:p>
         </w:tc>
@@ -230,7 +230,94 @@
                 <w:color w:val="718096"/>
                 <w:sz w:val="19"/>
               </w:rPr>
-              <w:t>General Concept</w:t>
+              <w:t>Equilibrium Constants</w:t>
+            </w:r>
+          </w:p>
+        </w:tc>
+      </w:tr>
+      <w:tr>
+        <w:tc>
+          <w:tcPr>
+            <w:tcW w:type="dxa" w:w="2160"/>
+            <w:shd w:fill="FFFFFF"/>
+            <w:tcMar>
+              <w:top w:w="80" w:type="dxa"/>
+              <w:bottom w:w="80" w:type="dxa"/>
+              <w:left w:w="150" w:type="dxa"/>
+              <w:right w:w="150" w:type="dxa"/>
+            </w:tcMar>
+          </w:tcPr>
+          <w:p>
+            <w:r>
+              <w:rPr>
+                <w:b/>
+                <w:color w:val="718096"/>
+                <w:sz w:val="19"/>
+              </w:rPr>
+              <w:t>Moderate</w:t>
+            </w:r>
+          </w:p>
+        </w:tc>
+        <w:tc>
+          <w:tcPr>
+            <w:tcW w:type="dxa" w:w="4320"/>
+            <w:shd w:fill="FFFFFF"/>
+            <w:tcMar>
+              <w:top w:w="80" w:type="dxa"/>
+              <w:bottom w:w="80" w:type="dxa"/>
+              <w:left w:w="150" w:type="dxa"/>
+              <w:right w:w="150" w:type="dxa"/>
+            </w:tcMar>
+          </w:tcPr>
+          <w:p>
+            <w:r>
+              <w:rPr>
+                <w:b/>
+                <w:color w:val="2D3748"/>
+                <w:sz w:val="19"/>
+              </w:rPr>
+              <w:t>Le Chatelier's Principle &amp; Stress Factors</w:t>
+            </w:r>
+          </w:p>
+        </w:tc>
+        <w:tc>
+          <w:tcPr>
+            <w:tcW w:type="dxa" w:w="1728"/>
+            <w:shd w:fill="FFFFFF"/>
+            <w:tcMar>
+              <w:top w:w="80" w:type="dxa"/>
+              <w:bottom w:w="80" w:type="dxa"/>
+              <w:left w:w="150" w:type="dxa"/>
+              <w:right w:w="150" w:type="dxa"/>
+            </w:tcMar>
+          </w:tcPr>
+          <w:p>
+            <w:r>
+              <w:rPr>
+                <w:sz w:val="19"/>
+              </w:rPr>
+              <w:t>3 PYQs</w:t>
+            </w:r>
+          </w:p>
+        </w:tc>
+        <w:tc>
+          <w:tcPr>
+            <w:tcW w:type="dxa" w:w="1872"/>
+            <w:shd w:fill="FFFFFF"/>
+            <w:tcMar>
+              <w:top w:w="80" w:type="dxa"/>
+              <w:bottom w:w="80" w:type="dxa"/>
+              <w:left w:w="150" w:type="dxa"/>
+              <w:right w:w="150" w:type="dxa"/>
+            </w:tcMar>
+          </w:tcPr>
+          <w:p>
+            <w:r>
+              <w:rPr>
+                <w:color w:val="718096"/>
+                <w:sz w:val="19"/>
+              </w:rPr>
+              <w:t>Le Chatelier</w:t>
             </w:r>
           </w:p>
         </w:tc>
@@ -311,6 +398,98 @@
           </w:p>
         </w:tc>
       </w:tr>
+      <w:tr>
+        <w:tc>
+          <w:tcPr>
+            <w:tcW w:type="dxa" w:w="3600"/>
+            <w:shd w:fill="F7FAFC"/>
+            <w:tcMar>
+              <w:top w:w="100" w:type="dxa"/>
+              <w:bottom w:w="100" w:type="dxa"/>
+              <w:left w:w="150" w:type="dxa"/>
+              <w:right w:w="150" w:type="dxa"/>
+            </w:tcMar>
+          </w:tcPr>
+          <w:p>
+            <w:r>
+              <w:rPr>
+                <w:b/>
+                <w:color w:val="1A365D"/>
+                <w:sz w:val="19"/>
+              </w:rPr>
+              <w:t>Equilibrium Constants (Kp, Kc) &amp; Reaction Quotient</w:t>
+            </w:r>
+          </w:p>
+        </w:tc>
+        <w:tc>
+          <w:tcPr>
+            <w:tcW w:type="dxa" w:w="6480"/>
+            <w:shd w:fill="F7FAFC"/>
+            <w:tcMar>
+              <w:top w:w="100" w:type="dxa"/>
+              <w:bottom w:w="100" w:type="dxa"/>
+              <w:left w:w="150" w:type="dxa"/>
+              <w:right w:w="150" w:type="dxa"/>
+            </w:tcMar>
+          </w:tcPr>
+          <w:p>
+            <w:r>
+              <w:rPr>
+                <w:rFonts w:ascii="Cambria Math" w:hAnsi="Cambria Math"/>
+                <w:color w:val="2D3748"/>
+                <w:sz w:val="19"/>
+              </w:rPr>
+              <w:t>K_p = K_c(RT)^{\Delta n_g}, \quad \Delta G^\circ = -RT\ln K = -2.303RT\log_{10} K, \quad Q &lt; K \implies \text{Forward}</w:t>
+            </w:r>
+          </w:p>
+        </w:tc>
+      </w:tr>
+      <w:tr>
+        <w:tc>
+          <w:tcPr>
+            <w:tcW w:type="dxa" w:w="3600"/>
+            <w:shd w:fill="FFFFFF"/>
+            <w:tcMar>
+              <w:top w:w="100" w:type="dxa"/>
+              <w:bottom w:w="100" w:type="dxa"/>
+              <w:left w:w="150" w:type="dxa"/>
+              <w:right w:w="150" w:type="dxa"/>
+            </w:tcMar>
+          </w:tcPr>
+          <w:p>
+            <w:r>
+              <w:rPr>
+                <w:b/>
+                <w:color w:val="1A365D"/>
+                <w:sz w:val="19"/>
+              </w:rPr>
+              <w:t>Le Chatelier's Principle &amp; Stress Factors</w:t>
+            </w:r>
+          </w:p>
+        </w:tc>
+        <w:tc>
+          <w:tcPr>
+            <w:tcW w:type="dxa" w:w="6480"/>
+            <w:shd w:fill="FFFFFF"/>
+            <w:tcMar>
+              <w:top w:w="100" w:type="dxa"/>
+              <w:bottom w:w="100" w:type="dxa"/>
+              <w:left w:w="150" w:type="dxa"/>
+              <w:right w:w="150" w:type="dxa"/>
+            </w:tcMar>
+          </w:tcPr>
+          <w:p>
+            <w:r>
+              <w:rPr>
+                <w:rFonts w:ascii="Cambria Math" w:hAnsi="Cambria Math"/>
+                <w:color w:val="2D3748"/>
+                <w:sz w:val="19"/>
+              </w:rPr>
+              <w:t>\ln\left(\frac{K_2}{K_1}\right) = \frac{\Delta H^\circ}{R}\left(\frac{1}{T_1} - \frac{1}{T_2}\right) \text{ (van 't Hoff)}</w:t>
+            </w:r>
+          </w:p>
+        </w:tc>
+      </w:tr>
     </w:tbl>
     <w:p>
       <w:pPr>
@@ -338,7 +517,7 @@
           <w:color w:val="2B6CB0"/>
           <w:sz w:val="24"/>
         </w:rPr>
-        <w:t>3.1 Kcet Chemical Equilibrium - Core Application (High Yield — 11 PYQs)</w:t>
+        <w:t>3.1 Equilibrium Constants (Kp, Kc) &amp; Reaction Quotient (High Yield — 8 PYQs)</w:t>
       </w:r>
     </w:p>
     <w:p>
@@ -353,7 +532,7 @@
         <w:rPr>
           <w:sz w:val="20"/>
         </w:rPr>
-        <w:t>Key problem pattern in Kcet Chemical Equilibrium.</w:t>
+        <w:t>Relationship between K_p and K_c, expression of equilibrium constants, and spontaneous direction based on Q vs K.</w:t>
       </w:r>
     </w:p>
     <w:tbl>
@@ -391,7 +570,7 @@
                 <w:color w:val="2D3748"/>
                 <w:sz w:val="19"/>
               </w:rPr>
-              <w:t>Watch for algebraic and sign errors.</w:t>
+              <w:t>In calculating Δ n_g, count ONLY gaseous species: Δ n_g = Σ n_(gas)(products) - Σ n_(gas)(reactants). Pure solids and liquids are excluded (a = 1).</w:t>
             </w:r>
           </w:p>
         </w:tc>
@@ -432,7 +611,215 @@
                 <w:color w:val="2D3748"/>
                 <w:sz w:val="19"/>
               </w:rPr>
-              <w:t>Verify dimensions and boundary conditions.</w:t>
+              <w:t>If a reaction is multiplied by factor n, its new equilibrium constant becomes K' = K^n. If reversed, K' = 1/K.</w:t>
+            </w:r>
+          </w:p>
+        </w:tc>
+      </w:tr>
+    </w:tbl>
+    <w:p>
+      <w:pPr>
+        <w:spacing w:before="120" w:after="40"/>
+      </w:pPr>
+      <w:r>
+        <w:rPr>
+          <w:b/>
+          <w:color w:val="1A365D"/>
+          <w:sz w:val="19"/>
+        </w:rPr>
+        <w:t>Source PYQs testing this concept:</w:t>
+      </w:r>
+    </w:p>
+    <w:p>
+      <w:pPr>
+        <w:pStyle w:val="ListBullet"/>
+        <w:spacing w:after="40"/>
+      </w:pPr>
+      <w:r>
+        <w:rPr>
+          <w:b/>
+          <w:sz w:val="18"/>
+        </w:rPr>
+        <w:t xml:space="preserve">[2026 Shift] Q#2 (MCQ): </w:t>
+      </w:r>
+      <w:r>
+        <w:rPr>
+          <w:sz w:val="18"/>
+        </w:rPr>
+        <w:t xml:space="preserve">"For the reversible reaction, N_(2(g))+3H_(2(g)) ⇌ 2NH_(3(g)) When the partial pressure is measured i..."  </w:t>
+      </w:r>
+      <w:r>
+        <w:rPr>
+          <w:b/>
+          <w:color w:val="2B6CB0"/>
+          <w:sz w:val="18"/>
+        </w:rPr>
+        <w:t>[Ans: N/A]</w:t>
+      </w:r>
+    </w:p>
+    <w:p>
+      <w:pPr>
+        <w:pStyle w:val="ListBullet"/>
+        <w:spacing w:after="40"/>
+      </w:pPr>
+      <w:r>
+        <w:rPr>
+          <w:b/>
+          <w:sz w:val="18"/>
+        </w:rPr>
+        <w:t xml:space="preserve">[2025 Shift] Q#1 (MCQ): </w:t>
+      </w:r>
+      <w:r>
+        <w:rPr>
+          <w:sz w:val="18"/>
+        </w:rPr>
+        <w:t xml:space="preserve">"The equilibrium constant at 298 K for the reaction A+B ⇌ C+D is 100 . If the initial concentrations of all the four speci..."  </w:t>
+      </w:r>
+      <w:r>
+        <w:rPr>
+          <w:b/>
+          <w:color w:val="2B6CB0"/>
+          <w:sz w:val="18"/>
+        </w:rPr>
+        <w:t>[Ans: N/A]</w:t>
+      </w:r>
+    </w:p>
+    <w:p>
+      <w:pPr>
+        <w:pStyle w:val="ListBullet"/>
+        <w:spacing w:after="40"/>
+      </w:pPr>
+      <w:r>
+        <w:rPr>
+          <w:b/>
+          <w:sz w:val="18"/>
+        </w:rPr>
+        <w:t xml:space="preserve">[2025 Shift] Q#3 (MCQ): </w:t>
+      </w:r>
+      <w:r>
+        <w:rPr>
+          <w:sz w:val="18"/>
+        </w:rPr>
+        <w:t xml:space="preserve">"Which of the following statements is/are true about equilibrium? (a) Equilibrium is possible only in a closed system of at a given temperatu..."  </w:t>
+      </w:r>
+      <w:r>
+        <w:rPr>
+          <w:b/>
+          <w:color w:val="2B6CB0"/>
+          <w:sz w:val="18"/>
+        </w:rPr>
+        <w:t>[Ans: N/A]</w:t>
+      </w:r>
+    </w:p>
+    <w:p>
+      <w:pPr>
+        <w:spacing w:after="120"/>
+      </w:pPr>
+    </w:p>
+    <w:p>
+      <w:pPr>
+        <w:pStyle w:val="Heading2"/>
+      </w:pPr>
+      <w:r>
+        <w:rPr>
+          <w:color w:val="2B6CB0"/>
+          <w:sz w:val="24"/>
+        </w:rPr>
+        <w:t>3.2 Le Chatelier's Principle &amp; Stress Factors (Moderate Yield — 3 PYQs)</w:t>
+      </w:r>
+    </w:p>
+    <w:p>
+      <w:r>
+        <w:rPr>
+          <w:b/>
+          <w:sz w:val="20"/>
+        </w:rPr>
+        <w:t xml:space="preserve">Core Principle: </w:t>
+      </w:r>
+      <w:r>
+        <w:rPr>
+          <w:sz w:val="20"/>
+        </w:rPr>
+        <w:t>Dynamic response of equilibrium systems to variations in concentration, temperature, pressure, and inert gas addition.</w:t>
+      </w:r>
+    </w:p>
+    <w:tbl>
+      <w:tblPr>
+        <w:tblW w:type="auto" w:w="0"/>
+        <w:jc w:val="center"/>
+        <w:tblLook w:firstColumn="1" w:firstRow="1" w:lastColumn="0" w:lastRow="0" w:noHBand="0" w:noVBand="1" w:val="04A0"/>
+      </w:tblPr>
+      <w:tblGrid>
+        <w:gridCol w:w="10080"/>
+      </w:tblGrid>
+      <w:tr>
+        <w:tc>
+          <w:tcPr>
+            <w:tcW w:type="dxa" w:w="10080"/>
+            <w:shd w:fill="FFF5F5"/>
+            <w:tcMar>
+              <w:top w:w="100" w:type="dxa"/>
+              <w:bottom w:w="100" w:type="dxa"/>
+              <w:left w:w="150" w:type="dxa"/>
+              <w:right w:w="150" w:type="dxa"/>
+            </w:tcMar>
+          </w:tcPr>
+          <w:p>
+            <w:r>
+              <w:rPr>
+                <w:b/>
+                <w:color w:val="C53030"/>
+                <w:sz w:val="19"/>
+              </w:rPr>
+              <w:t xml:space="preserve">⚠️ Common Trap / JEE Pitfall: </w:t>
+            </w:r>
+            <w:r>
+              <w:rPr>
+                <w:color w:val="2D3748"/>
+                <w:sz w:val="19"/>
+              </w:rPr>
+              <w:t>Addition of an inert gas at CONSTANT VOLUME has NO effect on equilibrium position because partial pressures remain unchanged!</w:t>
+            </w:r>
+          </w:p>
+        </w:tc>
+      </w:tr>
+    </w:tbl>
+    <w:tbl>
+      <w:tblPr>
+        <w:tblW w:type="auto" w:w="0"/>
+        <w:jc w:val="center"/>
+        <w:tblLook w:firstColumn="1" w:firstRow="1" w:lastColumn="0" w:lastRow="0" w:noHBand="0" w:noVBand="1" w:val="04A0"/>
+      </w:tblPr>
+      <w:tblGrid>
+        <w:gridCol w:w="10080"/>
+      </w:tblGrid>
+      <w:tr>
+        <w:tc>
+          <w:tcPr>
+            <w:tcW w:type="dxa" w:w="10080"/>
+            <w:shd w:fill="F0FFF4"/>
+            <w:tcMar>
+              <w:top w:w="100" w:type="dxa"/>
+              <w:bottom w:w="100" w:type="dxa"/>
+              <w:left w:w="150" w:type="dxa"/>
+              <w:right w:w="150" w:type="dxa"/>
+            </w:tcMar>
+          </w:tcPr>
+          <w:p>
+            <w:r>
+              <w:rPr>
+                <w:b/>
+                <w:color w:val="276749"/>
+                <w:sz w:val="19"/>
+              </w:rPr>
+              <w:t xml:space="preserve">💡 Speed Hack / Trick: </w:t>
+            </w:r>
+            <w:r>
+              <w:rPr>
+                <w:color w:val="2D3748"/>
+                <w:sz w:val="19"/>
+              </w:rPr>
+              <w:t>Inert gas addition at CONSTANT PRESSURE shifts equilibrium toward the side with MORE gaseous moles (Δ n_g &gt; 0 shifts forward).</w:t>
             </w:r>
           </w:p>
         </w:tc>
@@ -488,13 +875,13 @@
           <w:b/>
           <w:sz w:val="18"/>
         </w:rPr>
-        <w:t xml:space="preserve">[2026 Shift] Q#2 (MCQ): </w:t>
+        <w:t xml:space="preserve">[2025 Shift] Q#4 (MCQ): </w:t>
       </w:r>
       <w:r>
         <w:rPr>
           <w:sz w:val="18"/>
         </w:rPr>
-        <w:t xml:space="preserve">"For the reversible reaction, N_(2(g))+3H_(2(g)) ⇌ 2NH_(3(g)) When the partial pressure is measured i..."  </w:t>
+        <w:t xml:space="preserve">"According to Le Chatelier's principle, in the reaction CO(g)+3H_(2)(g) ⇌ CH_(4)(g)+H_(2)O(g) , the formation of methane i..."  </w:t>
       </w:r>
       <w:r>
         <w:rPr>
@@ -515,13 +902,13 @@
           <w:b/>
           <w:sz w:val="18"/>
         </w:rPr>
-        <w:t xml:space="preserve">[2025 Shift] Q#1 (MCQ): </w:t>
+        <w:t xml:space="preserve">[2018 Shift] Q#1 (MCQ): </w:t>
       </w:r>
       <w:r>
         <w:rPr>
           <w:sz w:val="18"/>
         </w:rPr>
-        <w:t xml:space="preserve">"The equilibrium constant at 298 K for the reaction A+B ⇌ C+D is 100 . If the initial concentrations of all the four speci..."  </w:t>
+        <w:t xml:space="preserve">"The relationship between K_(p) and K_(c) is K_(p)=K_(c)(RT)^Δ n . What would be the value of Δ n for the reaction $NH_{4..."  </w:t>
       </w:r>
       <w:r>
         <w:rPr>
@@ -660,6 +1047,127 @@
               <w:t>Solution Analysis:</w:t>
               <w:br/>
               <w:t>For the reaction 3A_((g))+B_((g)) ⇌ A_(3)B_((g)) the forward reaction is exothermic because Δ_(r)H=-qkJ So, heat is released in the forward direction. If temperature is increased, the equilibrium shifts in the backward direction to absorb heat. So the amount of A_(3)B decreases. If temperature is decreased, the equilibrium shifts in the forward direction. So the amount of A_(3)B increases. Now look at pressure. On the reactant side, the number of gaseous moles is 3+1=4 On the product side, the number of gaseous moles is 1 According to Le Chatelier’s principle, increasing pressure favours the side with fewer gaseous moles. So, increasing pressure shifts the equilibrium towards the product side and increases the amount of A_(3)B . A catalyst does not change the equilibrium amount of product. It only helps the reaction reach equilibrium faster. So the amount of A_(3)B_((g)) is affected by both temperature and pressure . Option C</w:t>
+            </w:r>
+          </w:p>
+        </w:tc>
+      </w:tr>
+    </w:tbl>
+    <w:p>
+      <w:pPr>
+        <w:spacing w:after="120"/>
+      </w:pPr>
+    </w:p>
+    <w:p>
+      <w:pPr>
+        <w:spacing w:before="160" w:after="40"/>
+      </w:pPr>
+      <w:r>
+        <w:rPr>
+          <w:b/>
+          <w:color w:val="1A365D"/>
+          <w:sz w:val="22"/>
+        </w:rPr>
+        <w:t>Benchmark Problem 2: KCET 2026 (Q#2)</w:t>
+      </w:r>
+    </w:p>
+    <w:p>
+      <w:pPr>
+        <w:spacing w:after="80"/>
+      </w:pPr>
+      <w:r>
+        <w:rPr>
+          <w:sz w:val="20"/>
+        </w:rPr>
+        <w:t>For the reversible reaction, N_(2(g))+3H_(2(g)) ⇌ 2NH_(3(g)) When the partial pressure is measured in atmosphere, the value of K_(p) at 500°C is 1.44 × 10^-5 . The value of K_(c) when the concentration is expressed in mol L ^-1 is:</w:t>
+      </w:r>
+    </w:p>
+    <w:p>
+      <w:pPr>
+        <w:pStyle w:val="ListBullet"/>
+        <w:spacing w:after="20"/>
+      </w:pPr>
+      <w:r>
+        <w:rPr>
+          <w:sz w:val="19"/>
+        </w:rPr>
+        <w:t>(A) \frac1.44 × 10^-5(0.082 × 500)^-2</w:t>
+      </w:r>
+    </w:p>
+    <w:p>
+      <w:pPr>
+        <w:pStyle w:val="ListBullet"/>
+        <w:spacing w:after="20"/>
+      </w:pPr>
+      <w:r>
+        <w:rPr>
+          <w:sz w:val="19"/>
+        </w:rPr>
+        <w:t>(B) \frac1.44 × 10^-5(8.314 × 773)^-2</w:t>
+      </w:r>
+    </w:p>
+    <w:p>
+      <w:pPr>
+        <w:pStyle w:val="ListBullet"/>
+        <w:spacing w:after="20"/>
+      </w:pPr>
+      <w:r>
+        <w:rPr>
+          <w:sz w:val="19"/>
+        </w:rPr>
+        <w:t>(C) \frac1.44 × 10^-5(0.082 × 773)^2</w:t>
+      </w:r>
+    </w:p>
+    <w:p>
+      <w:pPr>
+        <w:pStyle w:val="ListBullet"/>
+        <w:spacing w:after="20"/>
+      </w:pPr>
+      <w:r>
+        <w:rPr>
+          <w:sz w:val="19"/>
+        </w:rPr>
+        <w:t>(D) \frac1.44 × 10^-5(0.082 × 773)^-2</w:t>
+      </w:r>
+    </w:p>
+    <w:tbl>
+      <w:tblPr>
+        <w:tblW w:type="auto" w:w="0"/>
+        <w:jc w:val="center"/>
+        <w:tblLook w:firstColumn="1" w:firstRow="1" w:lastColumn="0" w:lastRow="0" w:noHBand="0" w:noVBand="1" w:val="04A0"/>
+      </w:tblPr>
+      <w:tblGrid>
+        <w:gridCol w:w="10080"/>
+      </w:tblGrid>
+      <w:tr>
+        <w:tc>
+          <w:tcPr>
+            <w:tcW w:type="dxa" w:w="10080"/>
+            <w:shd w:fill="F7FAFC"/>
+            <w:tcMar>
+              <w:top w:w="100" w:type="dxa"/>
+              <w:bottom w:w="100" w:type="dxa"/>
+              <w:left w:w="150" w:type="dxa"/>
+              <w:right w:w="150" w:type="dxa"/>
+            </w:tcMar>
+          </w:tcPr>
+          <w:p>
+            <w:r>
+              <w:rPr>
+                <w:b/>
+                <w:color w:val="1A365D"/>
+                <w:sz w:val="19"/>
+              </w:rPr>
+              <w:t>Correct Answer: None</w:t>
+              <w:br/>
+            </w:r>
+            <w:r>
+              <w:rPr>
+                <w:color w:val="2D3748"/>
+                <w:sz w:val="18"/>
+              </w:rPr>
+              <w:t>Solution Analysis:</w:t>
+              <w:br/>
+              <w:t>For the reaction N_(2(g))+3H_(2(g)) ⇌ 2NH_(3(g)) we use the relation between K_(p) and K_(c) : K_(p)=K_(c)(RT)^Δ n where Δ n=moles of gaseous products-moles of gaseous reactants Here, Δ n=2-(1+3) Δ n=2-4=-2 So, K_(p)=K_(c)(RT)^-2 Hence, K_(c)=\fracK_(p)(RT)^-2 Given temperature is 500°C , so we convert it to kelvin: T=500+273=773K Since pressure is in atmosphere and concentration is in mol L^-1 , we use R=0.082L atm mol^-1K^-1 Thus, K_(c)=\frac1.44 × 10^-5(0.082 × 773)^-2 So the correct option is: Option D</w:t>
             </w:r>
           </w:p>
         </w:tc>

--- a/data/exports/kcet-chemical-equilibrium_revision_notes.docx
+++ b/data/exports/kcet-chemical-equilibrium_revision_notes.docx
@@ -13,7 +13,7 @@
           <w:color w:val="1A365D"/>
           <w:sz w:val="44"/>
         </w:rPr>
-        <w:t>JEE MAIN REVISION MASTER: CHEMICAL EQUILIBRIUM 2026 2 QUESTIONS 3.33% WEIGHTAGE ↓33.4%</w:t>
+        <w:t>JEE MAIN REVISION MASTER: CHEMICAL EQUILIBRIUM</w:t>
       </w:r>
     </w:p>
     <w:p>
@@ -640,33 +640,6 @@
           <w:b/>
           <w:sz w:val="18"/>
         </w:rPr>
-        <w:t xml:space="preserve">[2026 Shift] Q#2 (MCQ): </w:t>
-      </w:r>
-      <w:r>
-        <w:rPr>
-          <w:sz w:val="18"/>
-        </w:rPr>
-        <w:t xml:space="preserve">"For the reversible reaction, N_(2(g))+3H_(2(g)) ⇌ 2NH_(3(g)) When the partial pressure is measured i..."  </w:t>
-      </w:r>
-      <w:r>
-        <w:rPr>
-          <w:b/>
-          <w:color w:val="2B6CB0"/>
-          <w:sz w:val="18"/>
-        </w:rPr>
-        <w:t>[Ans: N/A]</w:t>
-      </w:r>
-    </w:p>
-    <w:p>
-      <w:pPr>
-        <w:pStyle w:val="ListBullet"/>
-        <w:spacing w:after="40"/>
-      </w:pPr>
-      <w:r>
-        <w:rPr>
-          <w:b/>
-          <w:sz w:val="18"/>
-        </w:rPr>
         <w:t xml:space="preserve">[2025 Shift] Q#1 (MCQ): </w:t>
       </w:r>
       <w:r>
@@ -701,6 +674,33 @@
           <w:sz w:val="18"/>
         </w:rPr>
         <w:t xml:space="preserve">"Which of the following statements is/are true about equilibrium? (a) Equilibrium is possible only in a closed system of at a given temperatu..."  </w:t>
+      </w:r>
+      <w:r>
+        <w:rPr>
+          <w:b/>
+          <w:color w:val="2B6CB0"/>
+          <w:sz w:val="18"/>
+        </w:rPr>
+        <w:t>[Ans: N/A]</w:t>
+      </w:r>
+    </w:p>
+    <w:p>
+      <w:pPr>
+        <w:pStyle w:val="ListBullet"/>
+        <w:spacing w:after="40"/>
+      </w:pPr>
+      <w:r>
+        <w:rPr>
+          <w:b/>
+          <w:sz w:val="18"/>
+        </w:rPr>
+        <w:t xml:space="preserve">[2023 Shift] Q#2 (MCQ): </w:t>
+      </w:r>
+      <w:r>
+        <w:rPr>
+          <w:sz w:val="18"/>
+        </w:rPr>
+        <w:t xml:space="preserve">"At 500K , for a reversible reaction A_(2)(g)+B_(2)(g) ⇌ 2AB(g) in a closed container, K_(C)=2 × 10^-5 . In the..."  </w:t>
       </w:r>
       <w:r>
         <w:rPr>
@@ -875,13 +875,13 @@
           <w:b/>
           <w:sz w:val="18"/>
         </w:rPr>
-        <w:t xml:space="preserve">[2025 Shift] Q#4 (MCQ): </w:t>
+        <w:t xml:space="preserve">[2026 Shift] Q#2 (MCQ): </w:t>
       </w:r>
       <w:r>
         <w:rPr>
           <w:sz w:val="18"/>
         </w:rPr>
-        <w:t xml:space="preserve">"According to Le Chatelier's principle, in the reaction CO(g)+3H_(2)(g) ⇌ CH_(4)(g)+H_(2)O(g) , the formation of methane i..."  </w:t>
+        <w:t xml:space="preserve">"For the reversible reaction, N_(2(g))+3H_(2(g)) ⇌ 2NH_(3(g)) When the partial pressure is measured i..."  </w:t>
       </w:r>
       <w:r>
         <w:rPr>
@@ -902,13 +902,13 @@
           <w:b/>
           <w:sz w:val="18"/>
         </w:rPr>
-        <w:t xml:space="preserve">[2018 Shift] Q#1 (MCQ): </w:t>
+        <w:t xml:space="preserve">[2025 Shift] Q#4 (MCQ): </w:t>
       </w:r>
       <w:r>
         <w:rPr>
           <w:sz w:val="18"/>
         </w:rPr>
-        <w:t xml:space="preserve">"The relationship between K_(p) and K_(c) is K_(p)=K_(c)(RT)^Δ n . What would be the value of Δ n for the reaction $NH_{4..."  </w:t>
+        <w:t xml:space="preserve">"According to Le Chatelier's principle, in the reaction CO(g)+3H_(2)(g) ⇌ CH_(4)(g)+H_(2)O(g) , the formation of methane i..."  </w:t>
       </w:r>
       <w:r>
         <w:rPr>
@@ -1067,7 +1067,7 @@
           <w:color w:val="1A365D"/>
           <w:sz w:val="22"/>
         </w:rPr>
-        <w:t>Benchmark Problem 2: KCET 2026 (Q#2)</w:t>
+        <w:t>Benchmark Problem 2: KCET 2025 (Q#1)</w:t>
       </w:r>
     </w:p>
     <w:p>
@@ -1078,7 +1078,7 @@
         <w:rPr>
           <w:sz w:val="20"/>
         </w:rPr>
-        <w:t>For the reversible reaction, N_(2(g))+3H_(2(g)) ⇌ 2NH_(3(g)) When the partial pressure is measured in atmosphere, the value of K_(p) at 500°C is 1.44 × 10^-5 . The value of K_(c) when the concentration is expressed in mol L ^-1 is:</w:t>
+        <w:t>The equilibrium constant at 298 K for the reaction A+B ⇌ C+D is 100 . If the initial concentrations of all the four species were 1 M each, then equilibrium concentration of D (in molL^-1 ) will be</w:t>
       </w:r>
     </w:p>
     <w:p>
@@ -1090,7 +1090,7 @@
         <w:rPr>
           <w:sz w:val="19"/>
         </w:rPr>
-        <w:t>(A) \frac1.44 × 10^-5(0.082 × 500)^-2</w:t>
+        <w:t>(A) 0.182</w:t>
       </w:r>
     </w:p>
     <w:p>
@@ -1102,7 +1102,7 @@
         <w:rPr>
           <w:sz w:val="19"/>
         </w:rPr>
-        <w:t>(B) \frac1.44 × 10^-5(8.314 × 773)^-2</w:t>
+        <w:t>(B) 1.818</w:t>
       </w:r>
     </w:p>
     <w:p>
@@ -1114,7 +1114,7 @@
         <w:rPr>
           <w:sz w:val="19"/>
         </w:rPr>
-        <w:t>(C) \frac1.44 × 10^-5(0.082 × 773)^2</w:t>
+        <w:t>(C) 1.182</w:t>
       </w:r>
     </w:p>
     <w:p>
@@ -1126,7 +1126,7 @@
         <w:rPr>
           <w:sz w:val="19"/>
         </w:rPr>
-        <w:t>(D) \frac1.44 × 10^-5(0.082 × 773)^-2</w:t>
+        <w:t>(D) 0.818</w:t>
       </w:r>
     </w:p>
     <w:tbl>
@@ -1167,7 +1167,7 @@
               </w:rPr>
               <w:t>Solution Analysis:</w:t>
               <w:br/>
-              <w:t>For the reaction N_(2(g))+3H_(2(g)) ⇌ 2NH_(3(g)) we use the relation between K_(p) and K_(c) : K_(p)=K_(c)(RT)^Δ n where Δ n=moles of gaseous products-moles of gaseous reactants Here, Δ n=2-(1+3) Δ n=2-4=-2 So, K_(p)=K_(c)(RT)^-2 Hence, K_(c)=\fracK_(p)(RT)^-2 Given temperature is 500°C , so we convert it to kelvin: T=500+273=773K Since pressure is in atmosphere and concentration is in mol L^-1 , we use R=0.082L atm mol^-1K^-1 Thus, K_(c)=\frac1.44 × 10^-5(0.082 × 773)^-2 So the correct option is: Option D</w:t>
+              <w:t>A+B ⇌ C+D 1-x1-x1+x1+x 100=((1+x)(1+x) / (1-x)(1-x)) ⇒ (1+x / 1-x)=10 ⇒ 1+x=10-10x ⇒ 11x=9 x=(9 / 11)=0.818 (D)1+x=1+0.818=1.818</w:t>
             </w:r>
           </w:p>
         </w:tc>

--- a/data/exports/kcet-chemical-equilibrium_revision_notes.docx
+++ b/data/exports/kcet-chemical-equilibrium_revision_notes.docx
@@ -189,7 +189,7 @@
                 <w:color w:val="2D3748"/>
                 <w:sz w:val="19"/>
               </w:rPr>
-              <w:t>Equilibrium Constants (Kp, Kc) &amp; Reaction Quotient</w:t>
+              <w:t>Equilibrium Constants (Kc, Kp) &amp; Le Chatelier's Principle</w:t>
             </w:r>
           </w:p>
         </w:tc>
@@ -209,7 +209,7 @@
               <w:rPr>
                 <w:sz w:val="19"/>
               </w:rPr>
-              <w:t>8 PYQs</w:t>
+              <w:t>11 PYQs</w:t>
             </w:r>
           </w:p>
         </w:tc>
@@ -230,94 +230,7 @@
                 <w:color w:val="718096"/>
                 <w:sz w:val="19"/>
               </w:rPr>
-              <w:t>Equilibrium Constants</w:t>
-            </w:r>
-          </w:p>
-        </w:tc>
-      </w:tr>
-      <w:tr>
-        <w:tc>
-          <w:tcPr>
-            <w:tcW w:type="dxa" w:w="2160"/>
-            <w:shd w:fill="FFFFFF"/>
-            <w:tcMar>
-              <w:top w:w="80" w:type="dxa"/>
-              <w:bottom w:w="80" w:type="dxa"/>
-              <w:left w:w="150" w:type="dxa"/>
-              <w:right w:w="150" w:type="dxa"/>
-            </w:tcMar>
-          </w:tcPr>
-          <w:p>
-            <w:r>
-              <w:rPr>
-                <w:b/>
-                <w:color w:val="718096"/>
-                <w:sz w:val="19"/>
-              </w:rPr>
-              <w:t>Moderate</w:t>
-            </w:r>
-          </w:p>
-        </w:tc>
-        <w:tc>
-          <w:tcPr>
-            <w:tcW w:type="dxa" w:w="4320"/>
-            <w:shd w:fill="FFFFFF"/>
-            <w:tcMar>
-              <w:top w:w="80" w:type="dxa"/>
-              <w:bottom w:w="80" w:type="dxa"/>
-              <w:left w:w="150" w:type="dxa"/>
-              <w:right w:w="150" w:type="dxa"/>
-            </w:tcMar>
-          </w:tcPr>
-          <w:p>
-            <w:r>
-              <w:rPr>
-                <w:b/>
-                <w:color w:val="2D3748"/>
-                <w:sz w:val="19"/>
-              </w:rPr>
-              <w:t>Le Chatelier's Principle &amp; Stress Factors</w:t>
-            </w:r>
-          </w:p>
-        </w:tc>
-        <w:tc>
-          <w:tcPr>
-            <w:tcW w:type="dxa" w:w="1728"/>
-            <w:shd w:fill="FFFFFF"/>
-            <w:tcMar>
-              <w:top w:w="80" w:type="dxa"/>
-              <w:bottom w:w="80" w:type="dxa"/>
-              <w:left w:w="150" w:type="dxa"/>
-              <w:right w:w="150" w:type="dxa"/>
-            </w:tcMar>
-          </w:tcPr>
-          <w:p>
-            <w:r>
-              <w:rPr>
-                <w:sz w:val="19"/>
-              </w:rPr>
-              <w:t>3 PYQs</w:t>
-            </w:r>
-          </w:p>
-        </w:tc>
-        <w:tc>
-          <w:tcPr>
-            <w:tcW w:type="dxa" w:w="1872"/>
-            <w:shd w:fill="FFFFFF"/>
-            <w:tcMar>
-              <w:top w:w="80" w:type="dxa"/>
-              <w:bottom w:w="80" w:type="dxa"/>
-              <w:left w:w="150" w:type="dxa"/>
-              <w:right w:w="150" w:type="dxa"/>
-            </w:tcMar>
-          </w:tcPr>
-          <w:p>
-            <w:r>
-              <w:rPr>
-                <w:color w:val="718096"/>
-                <w:sz w:val="19"/>
-              </w:rPr>
-              <w:t>Le Chatelier</w:t>
+              <w:t>Chemical Equilibrium</w:t>
             </w:r>
           </w:p>
         </w:tc>
@@ -417,7 +330,7 @@
                 <w:color w:val="1A365D"/>
                 <w:sz w:val="19"/>
               </w:rPr>
-              <w:t>Equilibrium Constants (Kp, Kc) &amp; Reaction Quotient</w:t>
+              <w:t>Equilibrium Constants (Kc, Kp) &amp; Le Chatelier's Principle</w:t>
             </w:r>
           </w:p>
         </w:tc>
@@ -439,53 +352,7 @@
                 <w:color w:val="2D3748"/>
                 <w:sz w:val="19"/>
               </w:rPr>
-              <w:t>K_p = K_c(RT)^{\Delta n_g}, \quad \Delta G^\circ = -RT\ln K = -2.303RT\log_{10} K, \quad Q &lt; K \implies \text{Forward}</w:t>
-            </w:r>
-          </w:p>
-        </w:tc>
-      </w:tr>
-      <w:tr>
-        <w:tc>
-          <w:tcPr>
-            <w:tcW w:type="dxa" w:w="3600"/>
-            <w:shd w:fill="FFFFFF"/>
-            <w:tcMar>
-              <w:top w:w="100" w:type="dxa"/>
-              <w:bottom w:w="100" w:type="dxa"/>
-              <w:left w:w="150" w:type="dxa"/>
-              <w:right w:w="150" w:type="dxa"/>
-            </w:tcMar>
-          </w:tcPr>
-          <w:p>
-            <w:r>
-              <w:rPr>
-                <w:b/>
-                <w:color w:val="1A365D"/>
-                <w:sz w:val="19"/>
-              </w:rPr>
-              <w:t>Le Chatelier's Principle &amp; Stress Factors</w:t>
-            </w:r>
-          </w:p>
-        </w:tc>
-        <w:tc>
-          <w:tcPr>
-            <w:tcW w:type="dxa" w:w="6480"/>
-            <w:shd w:fill="FFFFFF"/>
-            <w:tcMar>
-              <w:top w:w="100" w:type="dxa"/>
-              <w:bottom w:w="100" w:type="dxa"/>
-              <w:left w:w="150" w:type="dxa"/>
-              <w:right w:w="150" w:type="dxa"/>
-            </w:tcMar>
-          </w:tcPr>
-          <w:p>
-            <w:r>
-              <w:rPr>
-                <w:rFonts w:ascii="Cambria Math" w:hAnsi="Cambria Math"/>
-                <w:color w:val="2D3748"/>
-                <w:sz w:val="19"/>
-              </w:rPr>
-              <w:t>\ln\left(\frac{K_2}{K_1}\right) = \frac{\Delta H^\circ}{R}\left(\frac{1}{T_1} - \frac{1}{T_2}\right) \text{ (van 't Hoff)}</w:t>
+              <w:t>K_p = K_c (RT)^{\\Delta n_g}, \quad \text{Reversed Reaction: } K' = \frac{1}{K}, \quad n \times \text{Reaction: } K' = K^n</w:t>
             </w:r>
           </w:p>
         </w:tc>
@@ -517,7 +384,7 @@
           <w:color w:val="2B6CB0"/>
           <w:sz w:val="24"/>
         </w:rPr>
-        <w:t>3.1 Equilibrium Constants (Kp, Kc) &amp; Reaction Quotient (High Yield — 8 PYQs)</w:t>
+        <w:t>3.1 Equilibrium Constants (Kc, Kp) &amp; Le Chatelier's Principle (High Yield — 11 PYQs)</w:t>
       </w:r>
     </w:p>
     <w:p>
@@ -532,7 +399,7 @@
         <w:rPr>
           <w:sz w:val="20"/>
         </w:rPr>
-        <w:t>Relationship between K_p and K_c, expression of equilibrium constants, and spontaneous direction based on Q vs K.</w:t>
+        <w:t>Equilibrium constant expression K_p = K_c(RT)^Δ n_g. If reaction is multiplied by n, new constant is K' = K^n; if reversed, K' = 1/K. Le Chatelier's principle: Increasing pressure shifts equilibrium toward fewer gas moles; increasing temperature favours endothermic direction. Addition of inert gas at constant volume has NO effect on equilibrium.</w:t>
       </w:r>
     </w:p>
     <w:tbl>
@@ -570,7 +437,7 @@
                 <w:color w:val="2D3748"/>
                 <w:sz w:val="19"/>
               </w:rPr>
-              <w:t>In calculating Δ n_g, count ONLY gaseous species: Δ n_g = Σ n_(gas)(products) - Σ n_(gas)(reactants). Pure solids and liquids are excluded (a = 1).</w:t>
+              <w:t>A catalyst increases the speed of both forward and reverse reactions equally; it does NOT alter the equilibrium constant or the yield of products!</w:t>
             </w:r>
           </w:p>
         </w:tc>
@@ -611,215 +478,7 @@
                 <w:color w:val="2D3748"/>
                 <w:sz w:val="19"/>
               </w:rPr>
-              <w:t>If a reaction is multiplied by factor n, its new equilibrium constant becomes K' = K^n. If reversed, K' = 1/K.</w:t>
-            </w:r>
-          </w:p>
-        </w:tc>
-      </w:tr>
-    </w:tbl>
-    <w:p>
-      <w:pPr>
-        <w:spacing w:before="120" w:after="40"/>
-      </w:pPr>
-      <w:r>
-        <w:rPr>
-          <w:b/>
-          <w:color w:val="1A365D"/>
-          <w:sz w:val="19"/>
-        </w:rPr>
-        <w:t>Source PYQs testing this concept:</w:t>
-      </w:r>
-    </w:p>
-    <w:p>
-      <w:pPr>
-        <w:pStyle w:val="ListBullet"/>
-        <w:spacing w:after="40"/>
-      </w:pPr>
-      <w:r>
-        <w:rPr>
-          <w:b/>
-          <w:sz w:val="18"/>
-        </w:rPr>
-        <w:t xml:space="preserve">[2025 Shift] Q#1 (MCQ): </w:t>
-      </w:r>
-      <w:r>
-        <w:rPr>
-          <w:sz w:val="18"/>
-        </w:rPr>
-        <w:t xml:space="preserve">"The equilibrium constant at 298 K for the reaction A+B ⇌ C+D is 100 . If the initial concentrations of all the four speci..."  </w:t>
-      </w:r>
-      <w:r>
-        <w:rPr>
-          <w:b/>
-          <w:color w:val="2B6CB0"/>
-          <w:sz w:val="18"/>
-        </w:rPr>
-        <w:t>[Ans: N/A]</w:t>
-      </w:r>
-    </w:p>
-    <w:p>
-      <w:pPr>
-        <w:pStyle w:val="ListBullet"/>
-        <w:spacing w:after="40"/>
-      </w:pPr>
-      <w:r>
-        <w:rPr>
-          <w:b/>
-          <w:sz w:val="18"/>
-        </w:rPr>
-        <w:t xml:space="preserve">[2025 Shift] Q#3 (MCQ): </w:t>
-      </w:r>
-      <w:r>
-        <w:rPr>
-          <w:sz w:val="18"/>
-        </w:rPr>
-        <w:t xml:space="preserve">"Which of the following statements is/are true about equilibrium? (a) Equilibrium is possible only in a closed system of at a given temperatu..."  </w:t>
-      </w:r>
-      <w:r>
-        <w:rPr>
-          <w:b/>
-          <w:color w:val="2B6CB0"/>
-          <w:sz w:val="18"/>
-        </w:rPr>
-        <w:t>[Ans: N/A]</w:t>
-      </w:r>
-    </w:p>
-    <w:p>
-      <w:pPr>
-        <w:pStyle w:val="ListBullet"/>
-        <w:spacing w:after="40"/>
-      </w:pPr>
-      <w:r>
-        <w:rPr>
-          <w:b/>
-          <w:sz w:val="18"/>
-        </w:rPr>
-        <w:t xml:space="preserve">[2023 Shift] Q#2 (MCQ): </w:t>
-      </w:r>
-      <w:r>
-        <w:rPr>
-          <w:sz w:val="18"/>
-        </w:rPr>
-        <w:t xml:space="preserve">"At 500K , for a reversible reaction A_(2)(g)+B_(2)(g) ⇌ 2AB(g) in a closed container, K_(C)=2 × 10^-5 . In the..."  </w:t>
-      </w:r>
-      <w:r>
-        <w:rPr>
-          <w:b/>
-          <w:color w:val="2B6CB0"/>
-          <w:sz w:val="18"/>
-        </w:rPr>
-        <w:t>[Ans: N/A]</w:t>
-      </w:r>
-    </w:p>
-    <w:p>
-      <w:pPr>
-        <w:spacing w:after="120"/>
-      </w:pPr>
-    </w:p>
-    <w:p>
-      <w:pPr>
-        <w:pStyle w:val="Heading2"/>
-      </w:pPr>
-      <w:r>
-        <w:rPr>
-          <w:color w:val="2B6CB0"/>
-          <w:sz w:val="24"/>
-        </w:rPr>
-        <w:t>3.2 Le Chatelier's Principle &amp; Stress Factors (Moderate Yield — 3 PYQs)</w:t>
-      </w:r>
-    </w:p>
-    <w:p>
-      <w:r>
-        <w:rPr>
-          <w:b/>
-          <w:sz w:val="20"/>
-        </w:rPr>
-        <w:t xml:space="preserve">Core Principle: </w:t>
-      </w:r>
-      <w:r>
-        <w:rPr>
-          <w:sz w:val="20"/>
-        </w:rPr>
-        <w:t>Dynamic response of equilibrium systems to variations in concentration, temperature, pressure, and inert gas addition.</w:t>
-      </w:r>
-    </w:p>
-    <w:tbl>
-      <w:tblPr>
-        <w:tblW w:type="auto" w:w="0"/>
-        <w:jc w:val="center"/>
-        <w:tblLook w:firstColumn="1" w:firstRow="1" w:lastColumn="0" w:lastRow="0" w:noHBand="0" w:noVBand="1" w:val="04A0"/>
-      </w:tblPr>
-      <w:tblGrid>
-        <w:gridCol w:w="10080"/>
-      </w:tblGrid>
-      <w:tr>
-        <w:tc>
-          <w:tcPr>
-            <w:tcW w:type="dxa" w:w="10080"/>
-            <w:shd w:fill="FFF5F5"/>
-            <w:tcMar>
-              <w:top w:w="100" w:type="dxa"/>
-              <w:bottom w:w="100" w:type="dxa"/>
-              <w:left w:w="150" w:type="dxa"/>
-              <w:right w:w="150" w:type="dxa"/>
-            </w:tcMar>
-          </w:tcPr>
-          <w:p>
-            <w:r>
-              <w:rPr>
-                <w:b/>
-                <w:color w:val="C53030"/>
-                <w:sz w:val="19"/>
-              </w:rPr>
-              <w:t xml:space="preserve">⚠️ Common Trap / JEE Pitfall: </w:t>
-            </w:r>
-            <w:r>
-              <w:rPr>
-                <w:color w:val="2D3748"/>
-                <w:sz w:val="19"/>
-              </w:rPr>
-              <w:t>Addition of an inert gas at CONSTANT VOLUME has NO effect on equilibrium position because partial pressures remain unchanged!</w:t>
-            </w:r>
-          </w:p>
-        </w:tc>
-      </w:tr>
-    </w:tbl>
-    <w:tbl>
-      <w:tblPr>
-        <w:tblW w:type="auto" w:w="0"/>
-        <w:jc w:val="center"/>
-        <w:tblLook w:firstColumn="1" w:firstRow="1" w:lastColumn="0" w:lastRow="0" w:noHBand="0" w:noVBand="1" w:val="04A0"/>
-      </w:tblPr>
-      <w:tblGrid>
-        <w:gridCol w:w="10080"/>
-      </w:tblGrid>
-      <w:tr>
-        <w:tc>
-          <w:tcPr>
-            <w:tcW w:type="dxa" w:w="10080"/>
-            <w:shd w:fill="F0FFF4"/>
-            <w:tcMar>
-              <w:top w:w="100" w:type="dxa"/>
-              <w:bottom w:w="100" w:type="dxa"/>
-              <w:left w:w="150" w:type="dxa"/>
-              <w:right w:w="150" w:type="dxa"/>
-            </w:tcMar>
-          </w:tcPr>
-          <w:p>
-            <w:r>
-              <w:rPr>
-                <w:b/>
-                <w:color w:val="276749"/>
-                <w:sz w:val="19"/>
-              </w:rPr>
-              <w:t xml:space="preserve">💡 Speed Hack / Trick: </w:t>
-            </w:r>
-            <w:r>
-              <w:rPr>
-                <w:color w:val="2D3748"/>
-                <w:sz w:val="19"/>
-              </w:rPr>
-              <w:t>Inert gas addition at CONSTANT PRESSURE shifts equilibrium toward the side with MORE gaseous moles (Δ n_g &gt; 0 shifts forward).</w:t>
+              <w:t>Addition of an inert gas at constant PRESSURE shifts equilibrium to the side with MORE moles of gas (Δ n_g &gt; 0 shifts forward).</w:t>
             </w:r>
           </w:p>
         </w:tc>
@@ -902,13 +561,13 @@
           <w:b/>
           <w:sz w:val="18"/>
         </w:rPr>
-        <w:t xml:space="preserve">[2025 Shift] Q#4 (MCQ): </w:t>
+        <w:t xml:space="preserve">[2025 Shift] Q#1 (MCQ): </w:t>
       </w:r>
       <w:r>
         <w:rPr>
           <w:sz w:val="18"/>
         </w:rPr>
-        <w:t xml:space="preserve">"According to Le Chatelier's principle, in the reaction CO(g)+3H_(2)(g) ⇌ CH_(4)(g)+H_(2)O(g) , the formation of methane i..."  </w:t>
+        <w:t xml:space="preserve">"The equilibrium constant at 298 K for the reaction A+B ⇌ C+D is 100 . If the initial concentrations of all the four speci..."  </w:t>
       </w:r>
       <w:r>
         <w:rPr>
@@ -1047,127 +706,6 @@
               <w:t>Solution Analysis:</w:t>
               <w:br/>
               <w:t>For the reaction 3A_((g))+B_((g)) ⇌ A_(3)B_((g)) the forward reaction is exothermic because Δ_(r)H=-qkJ So, heat is released in the forward direction. If temperature is increased, the equilibrium shifts in the backward direction to absorb heat. So the amount of A_(3)B decreases. If temperature is decreased, the equilibrium shifts in the forward direction. So the amount of A_(3)B increases. Now look at pressure. On the reactant side, the number of gaseous moles is 3+1=4 On the product side, the number of gaseous moles is 1 According to Le Chatelier’s principle, increasing pressure favours the side with fewer gaseous moles. So, increasing pressure shifts the equilibrium towards the product side and increases the amount of A_(3)B . A catalyst does not change the equilibrium amount of product. It only helps the reaction reach equilibrium faster. So the amount of A_(3)B_((g)) is affected by both temperature and pressure . Option C</w:t>
-            </w:r>
-          </w:p>
-        </w:tc>
-      </w:tr>
-    </w:tbl>
-    <w:p>
-      <w:pPr>
-        <w:spacing w:after="120"/>
-      </w:pPr>
-    </w:p>
-    <w:p>
-      <w:pPr>
-        <w:spacing w:before="160" w:after="40"/>
-      </w:pPr>
-      <w:r>
-        <w:rPr>
-          <w:b/>
-          <w:color w:val="1A365D"/>
-          <w:sz w:val="22"/>
-        </w:rPr>
-        <w:t>Benchmark Problem 2: KCET 2025 (Q#1)</w:t>
-      </w:r>
-    </w:p>
-    <w:p>
-      <w:pPr>
-        <w:spacing w:after="80"/>
-      </w:pPr>
-      <w:r>
-        <w:rPr>
-          <w:sz w:val="20"/>
-        </w:rPr>
-        <w:t>The equilibrium constant at 298 K for the reaction A+B ⇌ C+D is 100 . If the initial concentrations of all the four species were 1 M each, then equilibrium concentration of D (in molL^-1 ) will be</w:t>
-      </w:r>
-    </w:p>
-    <w:p>
-      <w:pPr>
-        <w:pStyle w:val="ListBullet"/>
-        <w:spacing w:after="20"/>
-      </w:pPr>
-      <w:r>
-        <w:rPr>
-          <w:sz w:val="19"/>
-        </w:rPr>
-        <w:t>(A) 0.182</w:t>
-      </w:r>
-    </w:p>
-    <w:p>
-      <w:pPr>
-        <w:pStyle w:val="ListBullet"/>
-        <w:spacing w:after="20"/>
-      </w:pPr>
-      <w:r>
-        <w:rPr>
-          <w:sz w:val="19"/>
-        </w:rPr>
-        <w:t>(B) 1.818</w:t>
-      </w:r>
-    </w:p>
-    <w:p>
-      <w:pPr>
-        <w:pStyle w:val="ListBullet"/>
-        <w:spacing w:after="20"/>
-      </w:pPr>
-      <w:r>
-        <w:rPr>
-          <w:sz w:val="19"/>
-        </w:rPr>
-        <w:t>(C) 1.182</w:t>
-      </w:r>
-    </w:p>
-    <w:p>
-      <w:pPr>
-        <w:pStyle w:val="ListBullet"/>
-        <w:spacing w:after="20"/>
-      </w:pPr>
-      <w:r>
-        <w:rPr>
-          <w:sz w:val="19"/>
-        </w:rPr>
-        <w:t>(D) 0.818</w:t>
-      </w:r>
-    </w:p>
-    <w:tbl>
-      <w:tblPr>
-        <w:tblW w:type="auto" w:w="0"/>
-        <w:jc w:val="center"/>
-        <w:tblLook w:firstColumn="1" w:firstRow="1" w:lastColumn="0" w:lastRow="0" w:noHBand="0" w:noVBand="1" w:val="04A0"/>
-      </w:tblPr>
-      <w:tblGrid>
-        <w:gridCol w:w="10080"/>
-      </w:tblGrid>
-      <w:tr>
-        <w:tc>
-          <w:tcPr>
-            <w:tcW w:type="dxa" w:w="10080"/>
-            <w:shd w:fill="F7FAFC"/>
-            <w:tcMar>
-              <w:top w:w="100" w:type="dxa"/>
-              <w:bottom w:w="100" w:type="dxa"/>
-              <w:left w:w="150" w:type="dxa"/>
-              <w:right w:w="150" w:type="dxa"/>
-            </w:tcMar>
-          </w:tcPr>
-          <w:p>
-            <w:r>
-              <w:rPr>
-                <w:b/>
-                <w:color w:val="1A365D"/>
-                <w:sz w:val="19"/>
-              </w:rPr>
-              <w:t>Correct Answer: None</w:t>
-              <w:br/>
-            </w:r>
-            <w:r>
-              <w:rPr>
-                <w:color w:val="2D3748"/>
-                <w:sz w:val="18"/>
-              </w:rPr>
-              <w:t>Solution Analysis:</w:t>
-              <w:br/>
-              <w:t>A+B ⇌ C+D 1-x1-x1+x1+x 100=((1+x)(1+x) / (1-x)(1-x)) ⇒ (1+x / 1-x)=10 ⇒ 1+x=10-10x ⇒ 11x=9 x=(9 / 11)=0.818 (D)1+x=1+0.818=1.818</w:t>
             </w:r>
           </w:p>
         </w:tc>
